--- a/化学実験レポート/有機化学実験_2.docx
+++ b/化学実験レポート/有機化学実験_2.docx
@@ -466,7 +466,6 @@
     <w:p>
       <w:pPr>
         <w:rPr>
-          <w:rFonts w:hint="eastAsia"/>
           <w:sz w:val="22"/>
         </w:rPr>
       </w:pPr>
@@ -481,7 +480,6 @@
     <w:p>
       <w:pPr>
         <w:rPr>
-          <w:rFonts w:hint="eastAsia"/>
           <w:sz w:val="22"/>
         </w:rPr>
       </w:pPr>
@@ -523,12 +521,12 @@
     <w:p>
       <w:pPr>
         <w:rPr>
-          <w:rFonts w:hint="eastAsia"/>
-          <w:sz w:val="22"/>
-        </w:rPr>
-      </w:pPr>
-      <w:r>
-        <w:rPr>
+          <w:sz w:val="22"/>
+        </w:rPr>
+      </w:pPr>
+      <w:r>
+        <w:rPr>
+          <w:noProof/>
           <w:sz w:val="22"/>
         </w:rPr>
         <w:drawing>
@@ -578,6 +576,7 @@
     <w:p>
       <w:pPr>
         <w:rPr>
+          <w:rFonts w:hint="eastAsia"/>
           <w:sz w:val="22"/>
         </w:rPr>
       </w:pPr>

--- a/化学実験レポート/有機化学実験_2.docx
+++ b/化学実験レポート/有機化学実験_2.docx
@@ -576,7 +576,6 @@
     <w:p>
       <w:pPr>
         <w:rPr>
-          <w:rFonts w:hint="eastAsia"/>
           <w:sz w:val="22"/>
         </w:rPr>
       </w:pPr>
